--- a/Section_03_Data_Modeling_Schema_Design_Validation/Lesson_029_One_to_One_Embedded/demo/Lesson_029_One_to_One_Embedded_Speaker_Notes.docx
+++ b/Section_03_Data_Modeling_Schema_Design_Validation/Lesson_029_One_to_One_Embedded/demo/Lesson_029_One_to_One_Embedded_Speaker_Notes.docx
@@ -8,12 +8,11 @@
       </w:pPr>
       <w:r>
         <w:rPr>
-          <w:rFonts w:ascii="Aptos Display" w:hAnsi="Aptos Display"/>
           <w:b/>
-          <w:color w:val="39FF58"/>
-          <w:sz w:val="56"/>
+          <w:color w:val="12375F"/>
+          <w:sz w:val="44"/>
         </w:rPr>
-        <w:t>Lesson 029 — One-to-One — Embedded</w:t>
+        <w:t>One-to-One — Embedded — Speaker Notes</w:t>
       </w:r>
     </w:p>
     <w:p>
@@ -22,27 +21,52 @@
       </w:pPr>
       <w:r>
         <w:rPr>
-          <w:color w:val="555F58"/>
-          <w:sz w:val="30"/>
+          <w:i/>
+          <w:color w:val="E67E14"/>
+          <w:sz w:val="21"/>
         </w:rPr>
-        <w:t>Slide-by-slide trainer script</w:t>
-      </w:r>
-    </w:p>
-    <w:p>
-      <w:pPr>
-        <w:jc w:val="center"/>
-      </w:pPr>
-      <w:r>
-        <w:rPr>
-          <w:b/>
-          <w:sz w:val="26"/>
-        </w:rPr>
-        <w:t>Training example: Avi • Bangalore • RR Nagar</w:t>
+        <w:t>MongoDB Developer Learning Path</w:t>
       </w:r>
     </w:p>
     <w:p>
       <w:r>
-        <w:br w:type="page"/>
+        <w:t>Slide-by-slide training guide for delivery.</w:t>
+      </w:r>
+    </w:p>
+    <w:p>
+      <w:r>
+        <w:rPr>
+          <w:b/>
+          <w:sz w:val="28"/>
+        </w:rPr>
+        <w:t>Slide 1 — Opening Summary</w:t>
+      </w:r>
+    </w:p>
+    <w:p>
+      <w:r>
+        <w:rPr>
+          <w:b w:val="0"/>
+          <w:sz w:val="21"/>
+        </w:rPr>
+        <w:t>What to say: Start with the visual map. Explain that a one-to-one relationship can be modeled by keeping one small, tightly related object inside its parent document when ownership, co-access, bounded growth, and lifecycle alignment support that shape.</w:t>
+      </w:r>
+    </w:p>
+    <w:p>
+      <w:r>
+        <w:rPr>
+          <w:b w:val="0"/>
+          <w:sz w:val="21"/>
+        </w:rPr>
+        <w:t>Question / interaction: Ask: “Which part of an order is naturally read with the order itself?”</w:t>
+      </w:r>
+    </w:p>
+    <w:p>
+      <w:r>
+        <w:rPr>
+          <w:b w:val="0"/>
+          <w:sz w:val="21"/>
+        </w:rPr>
+        <w:t>Transition: Move from the summary visual into the definition of the one-to-one pattern.</w:t>
       </w:r>
     </w:p>
     <w:p>
@@ -50,22 +74,22 @@
         <w:pStyle w:val="Heading1"/>
       </w:pPr>
       <w:r>
-        <w:t>Opening</w:t>
+        <w:t>Slide 2 — Opening</w:t>
       </w:r>
     </w:p>
     <w:p>
       <w:r>
-        <w:t>Trainer script: Introduce the modeling pattern: one parent document contains one related object. Use Avi as the only example throughout the lesson.</w:t>
+        <w:t>What to say: Introduce the pattern: one parent document contains one closely related child object. Use the Order Management example and set up the four signals: ownership, access, growth, and lifecycle.</w:t>
       </w:r>
     </w:p>
     <w:p>
       <w:r>
-        <w:t>Emphasis: Pause on the diagram and connect the design choice to the access pattern.</w:t>
+        <w:t>Question / interaction: Ask: “What kind of order data is naturally returned with the order itself?”</w:t>
       </w:r>
     </w:p>
     <w:p>
       <w:r>
-        <w:t>Transition: Move to the next slide after the learner can explain why the child belongs inside the parent.</w:t>
+        <w:t>Transition: Move from the visual relationship to its definition.</w:t>
       </w:r>
     </w:p>
     <w:p>
@@ -73,22 +97,22 @@
         <w:pStyle w:val="Heading1"/>
       </w:pPr>
       <w:r>
-        <w:t>What “One-to-One” Means</w:t>
+        <w:t>Slide 3 — What One-to-One Means</w:t>
       </w:r>
     </w:p>
     <w:p>
       <w:r>
-        <w:t>Trainer script: Explain that one parent has one bounded child object. Point to Avi on the left, the single related object in the middle, and the document shape on the right. Emphasize ownership and a clear upper bound.</w:t>
+        <w:t>What to say: Explain that one parent has one related object. In the example, one order has one shippingAddress object. Emphasize that the child object is inside the parent document, not in a separate collection.</w:t>
       </w:r>
     </w:p>
     <w:p>
       <w:r>
-        <w:t>Emphasis: Pause on the diagram and connect the design choice to the access pattern.</w:t>
+        <w:t>Question / interaction: Ask learners to identify the parent and child in the diagram.</w:t>
       </w:r>
     </w:p>
     <w:p>
       <w:r>
-        <w:t>Transition: Move to the next slide after the learner can explain why the child belongs inside the parent.</w:t>
+        <w:t>Transition: Next, test whether the relationship has the right characteristics for embedding.</w:t>
       </w:r>
     </w:p>
     <w:p>
@@ -96,22 +120,22 @@
         <w:pStyle w:val="Heading1"/>
       </w:pPr>
       <w:r>
-        <w:t>When Embedding Fits</w:t>
+        <w:t>Slide 4 — When Embedding Fits</w:t>
       </w:r>
     </w:p>
     <w:p>
       <w:r>
-        <w:t>Trainer script: Walk through ownership, access, growth, and lifecycle. For Avi, the home address belongs to him, is commonly returned with his profile, remains small, and follows the customer profile lifecycle.</w:t>
+        <w:t>What to say: Walk through ownership, access, growth, and lifecycle. The shipping address belongs to the order, is usually read with it, remains small, and does not form an unbounded history.</w:t>
       </w:r>
     </w:p>
     <w:p>
       <w:r>
-        <w:t>Emphasis: Pause on the diagram and connect the design choice to the access pattern.</w:t>
+        <w:t>Question / interaction: Ask which signal would be hardest to guarantee in a real application.</w:t>
       </w:r>
     </w:p>
     <w:p>
       <w:r>
-        <w:t>Transition: Move to the next slide after the learner can explain why the child belongs inside the parent.</w:t>
+        <w:t>Transition: Then show the actual document shape.</w:t>
       </w:r>
     </w:p>
     <w:p>
@@ -119,22 +143,22 @@
         <w:pStyle w:val="Heading1"/>
       </w:pPr>
       <w:r>
-        <w:t>One-to-One Embedded Document</w:t>
+        <w:t>Slide 5 — Embedded Document Shape</w:t>
       </w:r>
     </w:p>
     <w:p>
       <w:r>
-        <w:t>Trainer script: Show the document shape. The homeAddress object is nested directly in Avi’s customer document. Stress that this is a modeling decision based on relationship characteristics.</w:t>
+        <w:t>What to say: Read the JSON outside-in. Point to orderId and status as top-level fields, then to shippingAddress as a nested object. Explain the access path order → shippingAddress → city.</w:t>
       </w:r>
     </w:p>
     <w:p>
       <w:r>
-        <w:t>Emphasis: Pause on the diagram and connect the design choice to the access pattern.</w:t>
+        <w:t>Question / interaction: Ask learners to name the path to pinCode.</w:t>
       </w:r>
     </w:p>
     <w:p>
       <w:r>
-        <w:t>Transition: Move to the next slide after the learner can explain why the child belongs inside the parent.</w:t>
+        <w:t>Transition: Next, show the benefit of reading the two parts together.</w:t>
       </w:r>
     </w:p>
     <w:p>
@@ -142,22 +166,22 @@
         <w:pStyle w:val="Heading1"/>
       </w:pPr>
       <w:r>
-        <w:t>Read Together</w:t>
+        <w:t>Slide 6 — Read Together</w:t>
       </w:r>
     </w:p>
     <w:p>
       <w:r>
-        <w:t>Trainer script: Show the single read. Explain that the application receives Avi and homeAddress in one document response, avoiding a separate lookup for this small object.</w:t>
+        <w:t>What to say: Demonstrate findOne() and the projected nested field. Explain that the parent and embedded child are returned from the same document read.</w:t>
       </w:r>
     </w:p>
     <w:p>
       <w:r>
-        <w:t>Emphasis: Pause on the diagram and connect the design choice to the access pattern.</w:t>
+        <w:t>Question / interaction: Ask: “What extra lookup would be needed if the address were stored separately?”</w:t>
       </w:r>
     </w:p>
     <w:p>
       <w:r>
-        <w:t>Transition: Move to the next slide after the learner can explain why the child belongs inside the parent.</w:t>
+        <w:t>Transition: Use that question to introduce the split-model comparison.</w:t>
       </w:r>
     </w:p>
     <w:p>
@@ -165,22 +189,22 @@
         <w:pStyle w:val="Heading1"/>
       </w:pPr>
       <w:r>
-        <w:t>Why Not Split It?</w:t>
+        <w:t>Slide 7 — Why Not Split It?</w:t>
       </w:r>
     </w:p>
     <w:p>
       <w:r>
-        <w:t>Trainer script: Contrast a split model with an embedded model. Splitting can introduce an extra read path for tightly coupled data. Embedding keeps the access path simple when the object is small and bounded.</w:t>
+        <w:t>What to say: Contrast the access paths without presenting either model as universally correct. A separate address document can introduce another lookup and lifecycle; embedding keeps a tightly coupled bounded object together.</w:t>
       </w:r>
     </w:p>
     <w:p>
       <w:r>
-        <w:t>Emphasis: Pause on the diagram and connect the design choice to the access pattern.</w:t>
+        <w:t>Question / interaction: Ask when a separate address collection might make sense.</w:t>
       </w:r>
     </w:p>
     <w:p>
       <w:r>
-        <w:t>Transition: Move to the next slide after the learner can explain why the child belongs inside the parent.</w:t>
+        <w:t>Transition: Next, turn the discussion into a repeatable checklist.</w:t>
       </w:r>
     </w:p>
     <w:p>
@@ -188,22 +212,22 @@
         <w:pStyle w:val="Heading1"/>
       </w:pPr>
       <w:r>
-        <w:t>Practical Design Checks</w:t>
+        <w:t>Slide 8 — Practical Design Checks</w:t>
       </w:r>
     </w:p>
     <w:p>
       <w:r>
-        <w:t>Trainer script: Use each check as a pause point: always together, small enough, same lifecycle, simple ownership. Ask the learner to apply the four checks before choosing embed.</w:t>
+        <w:t>What to say: Use the four checks as a decision habit: always together, small enough, same lifecycle, clearly owned. Stress that embedding is a modeling decision, not just syntax.</w:t>
       </w:r>
     </w:p>
     <w:p>
       <w:r>
-        <w:t>Emphasis: Pause on the diagram and connect the design choice to the access pattern.</w:t>
+        <w:t>Question / interaction: Ask learners to answer the four checks for shippingAddress.</w:t>
       </w:r>
     </w:p>
     <w:p>
       <w:r>
-        <w:t>Transition: Move to the next slide after the learner can explain why the child belongs inside the parent.</w:t>
+        <w:t>Transition: Then run the hands-on demo.</w:t>
       </w:r>
     </w:p>
     <w:p>
@@ -211,22 +235,22 @@
         <w:pStyle w:val="Heading1"/>
       </w:pPr>
       <w:r>
-        <w:t>Build It in mongosh</w:t>
+        <w:t>Slide 9 — mongosh Demo</w:t>
       </w:r>
     </w:p>
     <w:p>
       <w:r>
-        <w:t>Trainer script: Run the demo. Create Avi with Bangalore and RR Nagar, then create one embedded homeAddress object. Read the document and inspect the nested structure.</w:t>
+        <w:t>What to say: Run the demo from top to bottom. Highlight the one parent document, one embedded object, projection of the nested address, and final count check.</w:t>
       </w:r>
     </w:p>
     <w:p>
       <w:r>
-        <w:t>Emphasis: Pause on the diagram and connect the design choice to the access pattern.</w:t>
+        <w:t>Question / interaction: Ask learners to predict what the projected result will contain before running it.</w:t>
       </w:r>
     </w:p>
     <w:p>
       <w:r>
-        <w:t>Transition: Move to the next slide after the learner can explain why the child belongs inside the parent.</w:t>
+        <w:t>Transition: Next, compare embedding with references.</w:t>
       </w:r>
     </w:p>
     <w:p>
@@ -234,22 +258,22 @@
         <w:pStyle w:val="Heading1"/>
       </w:pPr>
       <w:r>
-        <w:t>Embedding vs a Reference</w:t>
+        <w:t>Slide 10 — Embedding vs Reference</w:t>
       </w:r>
     </w:p>
     <w:p>
       <w:r>
-        <w:t>Trainer script: Clarify that the choice depends on the relationship. Embedded data is a compact, owned, together-read object. A reference is worth considering for large, shared, independently queried, or independently growing data.</w:t>
+        <w:t>What to say: Explain the two patterns as tools. Embedding is suited to small, bounded, parent-owned, together-read data; references can fit large, shared, independently growing, or separately maintained data.</w:t>
       </w:r>
     </w:p>
     <w:p>
       <w:r>
-        <w:t>Emphasis: Pause on the diagram and connect the design choice to the access pattern.</w:t>
+        <w:t>Question / interaction: Ask learners for one example of each pattern from an application.</w:t>
       </w:r>
     </w:p>
     <w:p>
       <w:r>
-        <w:t>Transition: Move to the next slide after the learner can explain why the child belongs inside the parent.</w:t>
+        <w:t>Transition: Close with the visual summary.</w:t>
       </w:r>
     </w:p>
     <w:p>
@@ -257,27 +281,27 @@
         <w:pStyle w:val="Heading1"/>
       </w:pPr>
       <w:r>
-        <w:t>Key Takeaways</w:t>
+        <w:t>Slide 11 — Key Takeaways</w:t>
       </w:r>
     </w:p>
     <w:p>
       <w:r>
-        <w:t>Trainer script: Close with the visual summary. Repeat: one parent + one bounded child can become one document and one read path. Use the example “Avi • Bangalore • RR Nagar” as the mental model.</w:t>
+        <w:t>What to say: Repeat the chain: relationship → signals → embedded shape → one read path. Bring the audience back to the Order Management example.</w:t>
       </w:r>
     </w:p>
     <w:p>
       <w:r>
-        <w:t>Emphasis: Pause on the diagram and connect the design choice to the access pattern.</w:t>
+        <w:t>Question / interaction: Ask learners to explain in one sentence why shippingAddress is embedded.</w:t>
       </w:r>
     </w:p>
     <w:p>
       <w:r>
-        <w:t>Transition: Move to the next slide after the learner can explain why the child belongs inside the parent.</w:t>
+        <w:t>Transition: Close the lesson and prepare for the next relationship pattern.</w:t>
       </w:r>
     </w:p>
     <w:sectPr>
       <w:pgSz w:w="12240" w:h="15840"/>
-      <w:pgMar w:top="1440" w:right="1800" w:bottom="1440" w:left="1800" w:header="720" w:footer="720" w:gutter="0"/>
+      <w:pgMar w:top="864" w:right="1008" w:bottom="864" w:left="1008" w:header="720" w:footer="720" w:gutter="0"/>
       <w:cols w:space="720"/>
       <w:docGrid w:linePitch="360"/>
     </w:sectPr>
@@ -650,6 +674,7 @@
     <w:rsid w:val="00FC693F"/>
     <w:rPr>
       <w:rFonts w:ascii="Aptos" w:hAnsi="Aptos"/>
+      <w:color w:val="233750"/>
       <w:sz w:val="21"/>
     </w:rPr>
   </w:style>
@@ -715,8 +740,8 @@
       <w:rFonts w:asciiTheme="majorHAnsi" w:eastAsiaTheme="majorEastAsia" w:hAnsiTheme="majorHAnsi" w:cstheme="majorBidi" w:ascii="Aptos Display" w:hAnsi="Aptos Display"/>
       <w:b/>
       <w:bCs/>
-      <w:color w:val="197832"/>
-      <w:sz w:val="40"/>
+      <w:color w:val="12375F"/>
+      <w:sz w:val="32"/>
       <w:szCs w:val="28"/>
     </w:rPr>
   </w:style>
@@ -736,11 +761,11 @@
       <w:outlineLvl w:val="1"/>
     </w:pPr>
     <w:rPr>
-      <w:rFonts w:asciiTheme="majorHAnsi" w:eastAsiaTheme="majorEastAsia" w:hAnsiTheme="majorHAnsi" w:cstheme="majorBidi" w:ascii="Aptos" w:hAnsi="Aptos"/>
+      <w:rFonts w:asciiTheme="majorHAnsi" w:eastAsiaTheme="majorEastAsia" w:hAnsiTheme="majorHAnsi" w:cstheme="majorBidi" w:ascii="Aptos Display" w:hAnsi="Aptos Display"/>
       <w:b/>
       <w:bCs/>
-      <w:color w:val="4F81BD" w:themeColor="accent1"/>
-      <w:sz w:val="28"/>
+      <w:color w:val="E67E14"/>
+      <w:sz w:val="25"/>
       <w:szCs w:val="26"/>
     </w:rPr>
   </w:style>
@@ -1003,10 +1028,10 @@
     <w:rPr>
       <w:rFonts w:asciiTheme="majorHAnsi" w:eastAsiaTheme="majorEastAsia" w:hAnsiTheme="majorHAnsi" w:cstheme="majorBidi" w:ascii="Aptos Display" w:hAnsi="Aptos Display"/>
       <w:b/>
-      <w:color w:val="17365D" w:themeColor="text2" w:themeShade="BF"/>
+      <w:color w:val="12375F"/>
       <w:spacing w:val="5"/>
       <w:kern w:val="28"/>
-      <w:sz w:val="56"/>
+      <w:sz w:val="44"/>
       <w:szCs w:val="52"/>
     </w:rPr>
   </w:style>
